--- a/ru/wisdom-stories/teacher-hello-do-you-remember-me.docx
+++ b/ru/wisdom-stories/teacher-hello-do-you-remember-me.docx
@@ -3,93 +3,145 @@
 <w:document xmlns:wpc="http://schemas.microsoft.com/office/word/2010/wordprocessingCanvas" xmlns:mo="http://schemas.microsoft.com/office/mac/office/2008/main" xmlns:mc="http://schemas.openxmlformats.org/markup-compatibility/2006" xmlns:mv="urn:schemas-microsoft-com:mac:vml" xmlns:o="urn:schemas-microsoft-com:office:office" xmlns:r="http://schemas.openxmlformats.org/officeDocument/2006/relationships" xmlns:m="http://schemas.openxmlformats.org/officeDocument/2006/math" xmlns:v="urn:schemas-microsoft-com:vml" xmlns:wp14="http://schemas.microsoft.com/office/word/2010/wordprocessingDrawing" xmlns:wp="http://schemas.openxmlformats.org/drawingml/2006/wordprocessingDrawing" xmlns:w10="urn:schemas-microsoft-com:office:word" xmlns:w="http://schemas.openxmlformats.org/wordprocessingml/2006/main" xmlns:w14="http://schemas.microsoft.com/office/word/2010/wordml" xmlns:wpg="http://schemas.microsoft.com/office/word/2010/wordprocessingGroup" xmlns:wpi="http://schemas.microsoft.com/office/word/2010/wordprocessingInk" xmlns:wne="http://schemas.microsoft.com/office/word/2006/wordml" xmlns:wps="http://schemas.microsoft.com/office/word/2010/wordprocessingShape" mc:Ignorable="w14 wp14">
   <w:body>
     <w:p>
+      <w:pPr>
+        <w:pStyle w:val="Title"/>
+      </w:pPr>
       <w:r>
         <w:t>Учитель, здравствуйте — вы меня помните?</w:t>
       </w:r>
     </w:p>
     <w:p>
+      <w:pPr>
+        <w:spacing w:after="80"/>
+      </w:pPr>
       <w:r>
         <w:t>— Учитель, здравствуйте! Вы меня помните? Когда-то вы были моим учителем в школе.</w:t>
       </w:r>
     </w:p>
     <w:p>
+      <w:pPr/>
       <w:r>
         <w:t>— Да, помню. Ты был моим учеником в начальных классах. Рад снова видеть тебя спустя годы. Чем занимаешься?</w:t>
       </w:r>
     </w:p>
     <w:p>
+      <w:pPr>
+        <w:spacing w:after="80"/>
+      </w:pPr>
       <w:r>
         <w:t>— Я тоже очень рад вас видеть. Я стал учителем, как и вы.</w:t>
       </w:r>
     </w:p>
     <w:p>
+      <w:pPr>
+        <w:spacing w:after="80"/>
+      </w:pPr>
       <w:r>
         <w:t>— Очень хорошо. Почему ты решил стать учителем?</w:t>
       </w:r>
     </w:p>
     <w:p>
+      <w:pPr/>
       <w:r>
         <w:t>— Потому что когда-то вы вдохновили меня как учитель; вы были примером в жизни. Поэтому я решил стать учителем — помогать детям расти и вдохновлять их на успех.</w:t>
       </w:r>
     </w:p>
     <w:p>
+      <w:pPr/>
       <w:r>
         <w:t>— Рад, что ты так думаешь и выбрал учительство. Но ты сказал, что я тебя вдохновлял и был примером. Что именно ты имеешь в виду?</w:t>
       </w:r>
     </w:p>
     <w:p>
+      <w:pPr/>
       <w:r>
         <w:t>— Когда вы нас учили, одному мальчику в классе родители купили красивые часы. Моим родителям было не по средствам купить мне такие. Часы мне очень нравились, и однажды на большой перемене я украл их из его кармана. После перемены мальчик сказал вам, что часы украли. Вы попросили класс вернуть их. Когда никто не отозвался, вы закрыли дверь и сказали, что проверите карманы всех мальчиков. Я подумал, что это будет самый постыдный миг в моей жизни.</w:t>
       </w:r>
     </w:p>
     <w:p>
+      <w:pPr/>
       <w:r>
         <w:t>Мальчики выстроились вдоль стены; вы велели всем закрыть глаза руками. Вы по очереди проверяли все карманы. Но после того как вынули часы из моего кармана, продолжили проверять остальных и в конце никому не сказали, кто украл. Весь год вы не сказали об этом ни мне, ни моим родителям. Вы просто вернули часы хозяину. В тот день вы не дали унизить моё достоинство; вы не дали заклеймить меня «вором» или «лжецом» за детский поступок — и простили меня.</w:t>
       </w:r>
     </w:p>
     <w:p>
+      <w:pPr/>
       <w:r>
-        <w:t>Тот случай стал для меня большим уроком. Я понял, что настоящий учитель не только даёт знания, но и прививает верные ценности — не просто наказывает за ошибку, а учит учиться на ней и связывает ученика с жизнью. В тот миг я решил, что и сам стану таким учителем, как вы.</w:t>
+        <w:t>Тогда я понял: учитель даёт не только знания. Он помогает исправить ошибку, сохранив веру в себя. В тот день я решил стать таким же учителем, как вы.</w:t>
       </w:r>
     </w:p>
     <w:p>
+      <w:pPr>
+        <w:spacing w:after="80"/>
+      </w:pPr>
       <w:r>
         <w:t>Учитель слушал и удивлялся. Молодой человек спросил:</w:t>
       </w:r>
     </w:p>
     <w:p>
+      <w:pPr>
+        <w:spacing w:after="80"/>
+      </w:pPr>
       <w:r>
         <w:t>— Вы не помните этот случай? Вы забыли, что вынули те часы из моего кармана?</w:t>
       </w:r>
     </w:p>
     <w:p>
+      <w:pPr>
+        <w:spacing w:after="80"/>
+      </w:pPr>
       <w:r>
         <w:t>— Случай помню; я просто не знал, что часы были из твоего кармана.</w:t>
       </w:r>
     </w:p>
     <w:p>
+      <w:pPr>
+        <w:spacing w:after="80"/>
+      </w:pPr>
       <w:r>
         <w:t>— Как это — не знали? Ведь вы сами нашли их у меня!</w:t>
       </w:r>
     </w:p>
     <w:p>
+      <w:pPr>
+        <w:keepNext/>
+        <w:spacing w:after="80"/>
+      </w:pPr>
       <w:r>
         <w:t>— Потому что, проверяя карманы учеников, я тоже закрыл глаза…</w:t>
       </w:r>
     </w:p>
     <w:p>
+      <w:pPr>
+        <w:keepNext/>
+        <w:keepLines/>
+        <w:spacing w:before="160"/>
+      </w:pPr>
       <w:r>
-        <w:t>Мораль: Защитить достоинство человека, не позоря его — закрыв глаза — и есть настоящее учительство. Человек, чьё достоинство сохранили, учится на ошибке и растёт.</w:t>
+        <w:rPr>
+          <w:b/>
+        </w:rPr>
+        <w:t>Мораль:</w:t>
+      </w:r>
+      <w:r>
+        <w:t xml:space="preserve"> Защитить достоинство человека, не позоря его — закрыв глаза — и есть настоящее учительство. Человек, чьё достоинство сохранили, учится на ошибке и растёт.</w:t>
       </w:r>
     </w:p>
     <w:p>
+      <w:pPr>
+        <w:spacing w:after="80"/>
+      </w:pPr>
       <w:r>
+        <w:rPr>
+          <w:i/>
+          <w:sz w:val="18"/>
+        </w:rPr>
         <w:t>История взята из открытых источников Интернета.</w:t>
       </w:r>
     </w:p>
     <w:sectPr>
-      <w:pgSz w:w="12240" w:h="15840"/>
-      <w:pgMar w:top="1440" w:right="1800" w:bottom="1440" w:left="1800" w:header="720" w:footer="720" w:gutter="0"/>
+      <w:pgSz w:w="11909" w:h="16834"/>
+      <w:pgMar w:top="1152" w:right="1224" w:bottom="1152" w:left="1224" w:header="720" w:footer="720" w:gutter="0"/>
       <w:cols w:space="720"/>
       <w:docGrid w:linePitch="360"/>
     </w:sectPr>
@@ -460,6 +512,16 @@
     <w:name w:val="Normal"/>
     <w:qFormat/>
     <w:rsid w:val="00FC693F"/>
+    <w:pPr>
+      <w:widowControl/>
+      <w:spacing w:after="120" w:line="269" w:lineRule="auto"/>
+    </w:pPr>
+    <w:rPr>
+      <w:rFonts w:ascii="Arial" w:hAnsi="Arial"/>
+      <w:color w:val="000000"/>
+      <w:sz w:val="22"/>
+      <w:lang w:val="ru-RU"/>
+    </w:rPr>
   </w:style>
   <w:style w:type="paragraph" w:styleId="Header">
     <w:name w:val="header"/>
@@ -802,18 +864,20 @@
     <w:qFormat/>
     <w:rsid w:val="00FC693F"/>
     <w:pPr>
+      <w:keepNext/>
       <w:pBdr>
         <w:bottom w:val="single" w:sz="8" w:space="4" w:color="4F81BD" w:themeColor="accent1"/>
       </w:pBdr>
-      <w:spacing w:after="300" w:line="240" w:lineRule="auto"/>
+      <w:spacing w:after="280" w:line="240" w:lineRule="auto"/>
       <w:contextualSpacing/>
     </w:pPr>
     <w:rPr>
-      <w:rFonts w:asciiTheme="majorHAnsi" w:eastAsiaTheme="majorEastAsia" w:hAnsiTheme="majorHAnsi" w:cstheme="majorBidi"/>
-      <w:color w:val="17365D" w:themeColor="text2" w:themeShade="BF"/>
+      <w:rFonts w:asciiTheme="majorHAnsi" w:eastAsiaTheme="majorEastAsia" w:hAnsiTheme="majorHAnsi" w:cstheme="majorBidi" w:ascii="Arial" w:hAnsi="Arial"/>
+      <w:b/>
+      <w:color w:val="000000"/>
       <w:spacing w:val="5"/>
       <w:kern w:val="28"/>
-      <w:sz w:val="52"/>
+      <w:sz w:val="34"/>
       <w:szCs w:val="52"/>
     </w:rPr>
   </w:style>

--- a/ru/wisdom-stories/teacher-hello-do-you-remember-me.docx
+++ b/ru/wisdom-stories/teacher-hello-do-you-remember-me.docx
@@ -67,7 +67,7 @@
     <w:p>
       <w:pPr/>
       <w:r>
-        <w:t>Тогда я понял: учитель даёт не только знания. Он помогает исправить ошибку, сохранив веру в себя. В тот день я решил стать таким же учителем, как вы.</w:t>
+        <w:t>Тогда я понял: учитель даёт не только знания. Он прививает верные ценности, не наказывает за ошибку, а учит извлечь из неё урок и привязывает ученика к жизни. В тот день я решил стать таким же учителем, как вы.</w:t>
       </w:r>
     </w:p>
     <w:p>
@@ -121,11 +121,9 @@
         <w:rPr>
           <w:b/>
         </w:rPr>
-        <w:t>Мораль:</w:t>
+        <w:t>Мораль: Защитить достоинство человека, не позоря его — закрыв глаза — и есть настоящее учительство. Человек, чьё достоинство сохранили, учится на ошибке и растёт.</w:t>
       </w:r>
-      <w:r>
-        <w:t xml:space="preserve"> Защитить достоинство человека, не позоря его — закрыв глаза — и есть настоящее учительство. Человек, чьё достоинство сохранили, учится на ошибке и растёт.</w:t>
-      </w:r>
+      <w:r/>
     </w:p>
     <w:p>
       <w:pPr>
@@ -136,7 +134,7 @@
           <w:i/>
           <w:sz w:val="18"/>
         </w:rPr>
-        <w:t>История взята из открытых источников Интернета.</w:t>
+        <w:t>Рассказы взяты из открытых интернет-источников, а иллюстрации созданы с помощью ИИ.</w:t>
       </w:r>
     </w:p>
     <w:sectPr>
